--- a/spa/docx/06.content.docx
+++ b/spa/docx/06.content.docx
@@ -3194,19 +3194,7 @@
         <w:rPr>
           <w:lang w:val="es_ES" w:bidi="es_ES"/>
         </w:rPr>
-        <w:t xml:space="preserve">Un segundo monumento conmemorativo de doce piedras en medio del Jordán quedó sumergido tan pronto como el río reanudó su flujo. La parte superior del monumento sería visible en las estaciones secas de verano. • Su existencia hasta el día de hoy indica que los memoriales perduraron durante generaciones, hasta la edición final del libro (ver </w:t>
-      </w:r>
-      <w:r>
-        <w:rPr>
-          <w:lang w:val="es_ES" w:bidi="es_ES"/>
-        </w:rPr>
-        <w:t>Introducción al Libro de Josué</w:t>
-      </w:r>
-      <w:r>
-        <w:rPr>
-          <w:lang w:val="es_ES" w:bidi="es_ES"/>
-        </w:rPr>
-        <w:t>, “Autor y Fecha”).</w:t>
+        <w:t>Un segundo monumento conmemorativo de doce piedras en medio del Jordán quedó sumergido tan pronto como el río reanudó su flujo. La parte superior del monumento sería visible en las estaciones secas de verano. • Su existencia hasta el día de hoy indica que los memoriales perduraron durante generaciones, hasta la edición final del libro (ver Introducción al Libro de Josué, “Autor y Fecha”).</w:t>
       </w:r>
       <w:r>
         <w:rPr>
@@ -7323,19 +7311,7 @@
         <w:rPr>
           <w:lang w:val="es_ES" w:bidi="es_ES"/>
         </w:rPr>
-        <w:t xml:space="preserve">. • "Hasta ho": Ver </w:t>
-      </w:r>
-      <w:r>
-        <w:rPr>
-          <w:lang w:val="es_ES" w:bidi="es_ES"/>
-        </w:rPr>
-        <w:t>Introducción al Libro de Josué</w:t>
-      </w:r>
-      <w:r>
-        <w:rPr>
-          <w:lang w:val="es_ES" w:bidi="es_ES"/>
-        </w:rPr>
-        <w:t>, “Autor y Fecha.”</w:t>
+        <w:t>. • "Hasta ho": Ver Introducción al Libro de Josué, “Autor y Fecha.”</w:t>
       </w:r>
       <w:r>
         <w:rPr>
